--- a/data/cvs/cv_143_Veeva_Systems_Data_Product_Manager_-_Link_Activity_Dat.docx
+++ b/data/cvs/cv_143_Veeva_Systems_Data_Product_Manager_-_Link_Activity_Dat.docx
@@ -86,7 +86,7 @@
         <w:rPr>
           <w:sz w:val="20"/>
         </w:rPr>
-        <w:t>Full Stack Developer and AI engineer with a background in data annotation and evaluation. I've built full-stack applications, from Python backends and REST APIs to React frontends, and have deep experience in AI data work, including model evaluation, prompt engineering, and dataset structuring. Currently, I'm focused on production systems at Copy Cat Group, including API integrations and AI-powered pipelines, while also contributing to system design and product development.</w:t>
+        <w:t>Full Stack Developer and AI engineer with a background in data annotation and evaluation, now building production systems at Copy Cat Group. I work across the full stack, from Python backends and REST APIs to React frontends, with a focus on AI integration. Recent projects include an SAP API integration, an AI-powered tender scraping pipeline, and a comprehensive System Design Document for enterprise architecture.</w:t>
       </w:r>
     </w:p>
     <w:p>
@@ -227,7 +227,7 @@
         <w:rPr>
           <w:sz w:val="20"/>
         </w:rPr>
-        <w:t>Oracle Cloud, Google Cloud Platform, Git, GitHub, CI/CD</w:t>
+        <w:t>Git, GitHub, Postman, VS Code, Jira, Trello, Slack, HubSpot, Figma, Docker, Oracle Cloud, Google Cloud Platform</w:t>
       </w:r>
     </w:p>
     <w:p>
@@ -245,7 +245,7 @@
         <w:rPr>
           <w:sz w:val="20"/>
         </w:rPr>
-        <w:t>Product Management, Data Engineering, Data Operations, Data Analysis, Data Science, Data Curation, Data Modeling, Data Pipelines, Data Delivery, Data Initiatives, Data Ecosystem, Product Roadmap, Product Release, Product Requirements, Product Design</w:t>
+        <w:t>Product Manager, Product Management, Data Product, Data Engineers, Data Scientists, Data Curators, Data Operations, Data Analysts, Deep Data, Data Model, Data Pipelines, Data Ingestion, Data Processing, Data Tagging</w:t>
       </w:r>
     </w:p>
     <w:p>
@@ -263,7 +263,7 @@
         <w:rPr>
           <w:sz w:val="20"/>
         </w:rPr>
-        <w:t>Product Training, Agile, SaaS, Industry Cloud, Life Sciences, Clinical Trials, Data Ingestion, Data Processing, Data Tagging, Data Delivery, Scientific Literature, Digital Activity, Data-Driven Decision Making, Cross-Product Collaboration, Product Squad Leadership</w:t>
+        <w:t>Data Delivery, Data Roadmap, Product Development, Feature Releases, Requirements Definition, Subject Matter Expert, Clinical Trials, Life Sciences, Scientific Publications, Digital Activity, SaaS, Cross-Product Alignment, Stakeholder Communication, Data Ecosystem, Squad Leadership</w:t>
       </w:r>
     </w:p>
     <w:p>
@@ -325,7 +325,7 @@
         <w:rPr>
           <w:sz w:val="20"/>
         </w:rPr>
-        <w:t>Authoring comprehensive System Design Documents (SDDs) for Application, Data, Integration, and Security Architecture.</w:t>
+        <w:t>Designing and building an AI-powered tender scraping pipeline to automate tender discovery and processing.</w:t>
       </w:r>
     </w:p>
     <w:p>
@@ -337,7 +337,7 @@
         <w:rPr>
           <w:sz w:val="20"/>
         </w:rPr>
-        <w:t>Designing and building an AI-powered tender scraping pipeline to automate tender opportunity discovery and processing.</w:t>
+        <w:t>Authoring a Business Requirements Document and System Design Document to define and scope a client-facing product initiative.</w:t>
       </w:r>
     </w:p>
     <w:p>
@@ -372,7 +372,31 @@
         <w:rPr>
           <w:sz w:val="20"/>
         </w:rPr>
-        <w:t>Generating difference-based captions for multimodal datasets, improving model accuracy through detailed annotations.</w:t>
+        <w:t>Train AI models by generating accurate difference-based captions for multimodal datasets</w:t>
+      </w:r>
+    </w:p>
+    <w:p>
+      <w:pPr>
+        <w:pStyle w:val="ListBullet"/>
+        <w:spacing w:before="0" w:after="20"/>
+      </w:pPr>
+      <w:r>
+        <w:rPr>
+          <w:sz w:val="20"/>
+        </w:rPr>
+        <w:t>Perform categorisation, bounding, consistency checks, and image-level validation to improve multimodal model accuracy</w:t>
+      </w:r>
+    </w:p>
+    <w:p>
+      <w:pPr>
+        <w:pStyle w:val="ListBullet"/>
+        <w:spacing w:before="0" w:after="20"/>
+      </w:pPr>
+      <w:r>
+        <w:rPr>
+          <w:sz w:val="20"/>
+        </w:rPr>
+        <w:t>Contribute high-quality annotated outputs that directly feed into production AI model training pipelines</w:t>
       </w:r>
     </w:p>
     <w:p>
@@ -407,7 +431,31 @@
         <w:rPr>
           <w:sz w:val="20"/>
         </w:rPr>
-        <w:t>Building full-stack solutions with optimised APIs and UI components, collaborating remotely to enhance performance.</w:t>
+        <w:t>Developed and delivered full-stack solutions for U.S.-based clients across different sectors</w:t>
+      </w:r>
+    </w:p>
+    <w:p>
+      <w:pPr>
+        <w:pStyle w:val="ListBullet"/>
+        <w:spacing w:before="0" w:after="20"/>
+      </w:pPr>
+      <w:r>
+        <w:rPr>
+          <w:sz w:val="20"/>
+        </w:rPr>
+        <w:t>Built UI components, optimised APIs, and handled CMS-based website systems</w:t>
+      </w:r>
+    </w:p>
+    <w:p>
+      <w:pPr>
+        <w:pStyle w:val="ListBullet"/>
+        <w:spacing w:before="0" w:after="20"/>
+      </w:pPr>
+      <w:r>
+        <w:rPr>
+          <w:sz w:val="20"/>
+        </w:rPr>
+        <w:t>Collaborated with remote teams to debug, improve performance, and implement client feedback</w:t>
       </w:r>
     </w:p>
     <w:p>
@@ -442,7 +490,31 @@
         <w:rPr>
           <w:sz w:val="20"/>
         </w:rPr>
-        <w:t>Performing intent detection, slot tagging, and utterance verification for health and agriculture AI systems.</w:t>
+        <w:t>Annotated and evaluated datasets for health and agriculture AI systems</w:t>
+      </w:r>
+    </w:p>
+    <w:p>
+      <w:pPr>
+        <w:pStyle w:val="ListBullet"/>
+        <w:spacing w:before="0" w:after="20"/>
+      </w:pPr>
+      <w:r>
+        <w:rPr>
+          <w:sz w:val="20"/>
+        </w:rPr>
+        <w:t>Performed intent detection, slot tagging, utterance verification, and structured dataset creation</w:t>
+      </w:r>
+    </w:p>
+    <w:p>
+      <w:pPr>
+        <w:pStyle w:val="ListBullet"/>
+        <w:spacing w:before="0" w:after="20"/>
+      </w:pPr>
+      <w:r>
+        <w:rPr>
+          <w:sz w:val="20"/>
+        </w:rPr>
+        <w:t>Ensured annotation quality and consistency across multilingual and multimodal training data</w:t>
       </w:r>
     </w:p>
     <w:p>
